--- a/output_final/GauthamRam_S70_DAA_MicroProject/DAA_Report.docx
+++ b/output_final/GauthamRam_S70_DAA_MicroProject/DAA_Report.docx
@@ -59,51 +59,6 @@
         </w:rPr>
         <w:t>"Optimal Control Path Routing across CPU Functional Units via Dijkstra's Shortest Path Algorithm"</w:t>
         <w:br/>
-      </w:r>
-    </w:p>
-    <w:p>
-      <w:pPr>
-        <w:spacing w:before="200" w:after="400"/>
-        <w:jc w:val="center"/>
-      </w:pPr>
-    </w:p>
-    <w:p>
-      <w:pPr>
-        <w:jc w:val="center"/>
-      </w:pPr>
-      <w:r>
-        <w:drawing>
-          <wp:inline xmlns:a="http://schemas.openxmlformats.org/drawingml/2006/main" xmlns:pic="http://schemas.openxmlformats.org/drawingml/2006/picture">
-            <wp:extent cx="1920240" cy="1725262"/>
-            <wp:docPr id="1" name="Picture 1"/>
-            <wp:cNvGraphicFramePr>
-              <a:graphicFrameLocks noChangeAspect="1"/>
-            </wp:cNvGraphicFramePr>
-            <a:graphic>
-              <a:graphicData uri="http://schemas.openxmlformats.org/drawingml/2006/picture">
-                <pic:pic>
-                  <pic:nvPicPr>
-                    <pic:cNvPr id="0" name="image1.png"/>
-                    <pic:cNvPicPr/>
-                  </pic:nvPicPr>
-                  <pic:blipFill>
-                    <a:blip r:embed="rId9"/>
-                    <a:stretch>
-                      <a:fillRect/>
-                    </a:stretch>
-                  </pic:blipFill>
-                  <pic:spPr>
-                    <a:xfrm>
-                      <a:off x="0" y="0"/>
-                      <a:ext cx="1920240" cy="1725262"/>
-                    </a:xfrm>
-                    <a:prstGeom prst="rect"/>
-                  </pic:spPr>
-                </pic:pic>
-              </a:graphicData>
-            </a:graphic>
-          </wp:inline>
-        </w:drawing>
       </w:r>
     </w:p>
     <w:p>
@@ -181,14 +136,14 @@
           <w:color w:val="1A365D"/>
           <w:sz w:val="23"/>
         </w:rPr>
-        <w:t xml:space="preserve">Course Faculty: </w:t>
+        <w:t xml:space="preserve">Course Faculty / Mentor: </w:t>
       </w:r>
       <w:r>
         <w:rPr>
           <w:color w:val="334155"/>
           <w:sz w:val="23"/>
         </w:rPr>
-        <w:t>Mohamed Fayiz K</w:t>
+        <w:t>Simran Kumari</w:t>
         <w:br/>
       </w:r>
       <w:r>
@@ -4304,7 +4259,7 @@
         <w:drawing>
           <wp:inline xmlns:a="http://schemas.openxmlformats.org/drawingml/2006/main" xmlns:pic="http://schemas.openxmlformats.org/drawingml/2006/picture">
             <wp:extent cx="5669280" cy="3580178"/>
-            <wp:docPr id="2" name="Picture 2"/>
+            <wp:docPr id="1" name="Picture 1"/>
             <wp:cNvGraphicFramePr>
               <a:graphicFrameLocks noChangeAspect="1"/>
             </wp:cNvGraphicFramePr>
@@ -4316,7 +4271,7 @@
                     <pic:cNvPicPr/>
                   </pic:nvPicPr>
                   <pic:blipFill>
-                    <a:blip r:embed="rId10"/>
+                    <a:blip r:embed="rId9"/>
                     <a:stretch>
                       <a:fillRect/>
                     </a:stretch>

--- a/output_final/GauthamRam_S70_DAA_MicroProject/DAA_Report.docx
+++ b/output_final/GauthamRam_S70_DAA_MicroProject/DAA_Report.docx
@@ -59,6 +59,46 @@
         </w:rPr>
         <w:t>"Optimal Control Path Routing across CPU Functional Units via Dijkstra's Shortest Path Algorithm"</w:t>
         <w:br/>
+      </w:r>
+    </w:p>
+    <w:p>
+      <w:pPr>
+        <w:spacing w:before="240" w:after="400"/>
+        <w:jc w:val="center"/>
+      </w:pPr>
+      <w:r>
+        <w:drawing>
+          <wp:inline xmlns:a="http://schemas.openxmlformats.org/drawingml/2006/main" xmlns:pic="http://schemas.openxmlformats.org/drawingml/2006/picture">
+            <wp:extent cx="2011680" cy="1789702"/>
+            <wp:docPr id="1" name="Picture 1"/>
+            <wp:cNvGraphicFramePr>
+              <a:graphicFrameLocks noChangeAspect="1"/>
+            </wp:cNvGraphicFramePr>
+            <a:graphic>
+              <a:graphicData uri="http://schemas.openxmlformats.org/drawingml/2006/picture">
+                <pic:pic>
+                  <pic:nvPicPr>
+                    <pic:cNvPr id="0" name="alliance_seal.png"/>
+                    <pic:cNvPicPr/>
+                  </pic:nvPicPr>
+                  <pic:blipFill>
+                    <a:blip r:embed="rId9"/>
+                    <a:stretch>
+                      <a:fillRect/>
+                    </a:stretch>
+                  </pic:blipFill>
+                  <pic:spPr>
+                    <a:xfrm>
+                      <a:off x="0" y="0"/>
+                      <a:ext cx="2011680" cy="1789702"/>
+                    </a:xfrm>
+                    <a:prstGeom prst="rect"/>
+                  </pic:spPr>
+                </pic:pic>
+              </a:graphicData>
+            </a:graphic>
+          </wp:inline>
+        </w:drawing>
       </w:r>
     </w:p>
     <w:p>
@@ -4259,7 +4299,7 @@
         <w:drawing>
           <wp:inline xmlns:a="http://schemas.openxmlformats.org/drawingml/2006/main" xmlns:pic="http://schemas.openxmlformats.org/drawingml/2006/picture">
             <wp:extent cx="5669280" cy="3580178"/>
-            <wp:docPr id="1" name="Picture 1"/>
+            <wp:docPr id="2" name="Picture 2"/>
             <wp:cNvGraphicFramePr>
               <a:graphicFrameLocks noChangeAspect="1"/>
             </wp:cNvGraphicFramePr>
@@ -4271,7 +4311,7 @@
                     <pic:cNvPicPr/>
                   </pic:nvPicPr>
                   <pic:blipFill>
-                    <a:blip r:embed="rId9"/>
+                    <a:blip r:embed="rId10"/>
                     <a:stretch>
                       <a:fillRect/>
                     </a:stretch>
@@ -4457,42 +4497,6 @@
           <w:sz w:val="22"/>
         </w:rPr>
         <w:t>Sedgewick, R., &amp; Wayne, K. (2011). Algorithms (4th ed.). Addison-Wesley Professional.</w:t>
-      </w:r>
-    </w:p>
-    <w:p>
-      <w:pPr>
-        <w:keepNext/>
-        <w:spacing w:before="320" w:after="120"/>
-      </w:pPr>
-      <w:r>
-        <w:rPr>
-          <w:b/>
-          <w:color w:val="1A365D"/>
-          <w:sz w:val="30"/>
-        </w:rPr>
-        <w:t>11. Plagiarism Report</w:t>
-      </w:r>
-    </w:p>
-    <w:p>
-      <w:pPr>
-        <w:spacing w:line="276" w:lineRule="auto" w:after="120"/>
-      </w:pPr>
-      <w:r>
-        <w:rPr>
-          <w:sz w:val="22"/>
-        </w:rPr>
-        <w:t>I hereby declare that this microproject report titled 'Optimal Control Path Routing across CPU Functional Units via Dijkstra's Shortest Path Algorithm' is my original academic work. All algorithmic models, graph definitions, step-by-step relaxation traces, and complexity proofs were developed and verified independently.</w:t>
-      </w:r>
-    </w:p>
-    <w:p>
-      <w:pPr>
-        <w:spacing w:line="276" w:lineRule="auto" w:after="120"/>
-      </w:pPr>
-      <w:r>
-        <w:rPr>
-          <w:sz w:val="22"/>
-        </w:rPr>
-        <w:t>Originality Index: 93% Unique Content | Similarity Score: &lt; 7% (Standard algorithmic notation and foundational theorems).</w:t>
       </w:r>
     </w:p>
     <w:sectPr>
